--- a/Soc2Type2-chatgpt/Review_Output_2026-10-12_Final/01_Reviewed_Policies/10 - Data Usage and Acceptable Use Policy.docx
+++ b/Soc2Type2-chatgpt/Review_Output_2026-10-12_Final/01_Reviewed_Policies/10 - Data Usage and Acceptable Use Policy.docx
@@ -9,10 +9,17 @@
       <w:r>
         <w:rPr>
           <w:b/>
-          <w:sz w:val="32"/>
+          <w:sz w:val="18"/>
         </w:rPr>
-        <w:t>ZEDIANT TECHNOLOGIES PVT. LTD.</w:t>
-        <w:br/>
+        <w:t>DRAFT — OWNER VALIDATION AND AUTHORIZED APPROVAL REQUIRED</w:t>
+      </w:r>
+    </w:p>
+    <w:p>
+      <w:pPr>
+        <w:pStyle w:val="Title"/>
+        <w:jc w:val="center"/>
+      </w:pPr>
+      <w:r>
         <w:t>DATA USAGE AND ACCEPTABLE USE POLICY</w:t>
       </w:r>
     </w:p>
@@ -23,30 +30,27 @@
         <w:tblLook w:firstColumn="1" w:firstRow="1" w:lastColumn="0" w:lastRow="0" w:noHBand="0" w:noVBand="1" w:val="04A0"/>
       </w:tblPr>
       <w:tblGrid>
-        <w:gridCol w:w="4320"/>
-        <w:gridCol w:w="4320"/>
+        <w:gridCol w:w="5128"/>
+        <w:gridCol w:w="5128"/>
       </w:tblGrid>
       <w:tr>
         <w:tc>
           <w:tcPr>
-            <w:tcW w:type="dxa" w:w="4320"/>
+            <w:tcW w:type="dxa" w:w="5128"/>
           </w:tcPr>
           <w:p>
             <w:r>
-              <w:rPr>
-                <w:b/>
-              </w:rPr>
-              <w:t>Policy Document ID</w:t>
+              <w:t>Document owner</w:t>
             </w:r>
           </w:p>
         </w:tc>
         <w:tc>
           <w:tcPr>
-            <w:tcW w:type="dxa" w:w="4320"/>
+            <w:tcW w:type="dxa" w:w="5128"/>
           </w:tcPr>
           <w:p>
             <w:r>
-              <w:t>ZED-POL-SEC-010</w:t>
+              <w:t>Assign by management</w:t>
             </w:r>
           </w:p>
         </w:tc>
@@ -54,24 +58,21 @@
       <w:tr>
         <w:tc>
           <w:tcPr>
-            <w:tcW w:type="dxa" w:w="4320"/>
+            <w:tcW w:type="dxa" w:w="5128"/>
           </w:tcPr>
           <w:p>
             <w:r>
-              <w:rPr>
-                <w:b/>
-              </w:rPr>
-              <w:t>Document Version</w:t>
+              <w:t>Version</w:t>
             </w:r>
           </w:p>
         </w:tc>
         <w:tc>
           <w:tcPr>
-            <w:tcW w:type="dxa" w:w="4320"/>
+            <w:tcW w:type="dxa" w:w="5128"/>
           </w:tcPr>
           <w:p>
             <w:r>
-              <w:t>v2.0 (Renewal 2025-2026)</w:t>
+              <w:t>Assign after review</w:t>
             </w:r>
           </w:p>
         </w:tc>
@@ -79,24 +80,21 @@
       <w:tr>
         <w:tc>
           <w:tcPr>
-            <w:tcW w:type="dxa" w:w="4320"/>
+            <w:tcW w:type="dxa" w:w="5128"/>
           </w:tcPr>
           <w:p>
             <w:r>
-              <w:rPr>
-                <w:b/>
-              </w:rPr>
-              <w:t>Effective Audit Period</w:t>
+              <w:t>Effective date</w:t>
             </w:r>
           </w:p>
         </w:tc>
         <w:tc>
           <w:tcPr>
-            <w:tcW w:type="dxa" w:w="4320"/>
+            <w:tcW w:type="dxa" w:w="5128"/>
           </w:tcPr>
           <w:p>
             <w:r>
-              <w:t>October 1, 2025 – September 30, 2026</w:t>
+              <w:t>Enter actual authorized date; do not backdate</w:t>
             </w:r>
           </w:p>
         </w:tc>
@@ -104,91 +102,37 @@
       <w:tr>
         <w:tc>
           <w:tcPr>
-            <w:tcW w:type="dxa" w:w="4320"/>
+            <w:tcW w:type="dxa" w:w="5128"/>
           </w:tcPr>
           <w:p>
             <w:r>
-              <w:rPr>
-                <w:b/>
-              </w:rPr>
-              <w:t>Last Review Date</w:t>
+              <w:t>Approved by</w:t>
             </w:r>
           </w:p>
         </w:tc>
         <w:tc>
           <w:tcPr>
-            <w:tcW w:type="dxa" w:w="4320"/>
+            <w:tcW w:type="dxa" w:w="5128"/>
           </w:tcPr>
           <w:p>
             <w:r>
-              <w:t>October 1, 2025</w:t>
-            </w:r>
-          </w:p>
-        </w:tc>
-      </w:tr>
-      <w:tr>
-        <w:tc>
-          <w:tcPr>
-            <w:tcW w:type="dxa" w:w="4320"/>
-          </w:tcPr>
-          <w:p>
-            <w:r>
-              <w:rPr>
-                <w:b/>
-              </w:rPr>
-              <w:t>Approved By</w:t>
-            </w:r>
-          </w:p>
-        </w:tc>
-        <w:tc>
-          <w:tcPr>
-            <w:tcW w:type="dxa" w:w="4320"/>
-          </w:tcPr>
-          <w:p>
-            <w:r>
-              <w:t>Chief Information Security Officer (CISO) &amp; Management</w:t>
-            </w:r>
-          </w:p>
-        </w:tc>
-      </w:tr>
-      <w:tr>
-        <w:tc>
-          <w:tcPr>
-            <w:tcW w:type="dxa" w:w="4320"/>
-          </w:tcPr>
-          <w:p>
-            <w:r>
-              <w:rPr>
-                <w:b/>
-              </w:rPr>
-              <w:t>Classification</w:t>
-            </w:r>
-          </w:p>
-        </w:tc>
-        <w:tc>
-          <w:tcPr>
-            <w:tcW w:type="dxa" w:w="4320"/>
-          </w:tcPr>
-          <w:p>
-            <w:r>
-              <w:t>Confidential - Internal &amp; Auditor Access Only</w:t>
+              <w:t>Authorized approver to complete</w:t>
             </w:r>
           </w:p>
         </w:tc>
       </w:tr>
     </w:tbl>
-    <w:p/>
     <w:p>
       <w:pPr>
         <w:pStyle w:val="Heading1"/>
       </w:pPr>
       <w:r>
-        <w:t>1. Purpose</w:t>
+        <w:t>1. Purpose and scope</w:t>
       </w:r>
     </w:p>
     <w:p>
       <w:r>
-        <w:t>This policy establishes the formal requirements, controls, and operating standards for data usage and acceptable use policy at Zediant Technologies Pvt. Ltd., aligned with AICPA SOC 2 Type 2 Trust Services Criteria.</w:t>
+        <w:t>Set minimum acceptable-use rules for company systems, devices, accounts, networks, cloud services, and information accessed by employees and other authorized personnel.</w:t>
       </w:r>
     </w:p>
     <w:p>
@@ -196,12 +140,12 @@
         <w:pStyle w:val="Heading1"/>
       </w:pPr>
       <w:r>
-        <w:t>2. Scope</w:t>
+        <w:t>2. Authorized use</w:t>
       </w:r>
     </w:p>
     <w:p>
       <w:r>
-        <w:t>This policy applies to all full-time employees, contractors, interns, vendors, infrastructure components, applications, and third-party systems operating within Zediant Technologies across the audit observation period.</w:t>
+        <w:t>Use company resources for authorized business purposes, protect credentials, follow data-classification and access rules, keep devices physically secure, lock unattended sessions, and promptly report loss, suspected compromise, or policy violations.</w:t>
       </w:r>
     </w:p>
     <w:p>
@@ -209,59 +153,12 @@
         <w:pStyle w:val="Heading1"/>
       </w:pPr>
       <w:r>
-        <w:t>3. Policy Statements &amp; Operational Controls</w:t>
-      </w:r>
-    </w:p>
-    <w:p>
-      <w:pPr>
-        <w:pStyle w:val="Heading2"/>
-      </w:pPr>
-      <w:r>
-        <w:t>3.1 Acceptable Use of Corporate Assets</w:t>
+        <w:t>3. Prohibited use</w:t>
       </w:r>
     </w:p>
     <w:p>
       <w:r>
-        <w:t>Zediant IT resources, networks, workstations, and cloud environments must be used exclusively for authorized business purposes. Personal use is strictly limited and must not compromise security.</w:t>
-      </w:r>
-    </w:p>
-    <w:p>
-      <w:pPr>
-        <w:pStyle w:val="Heading2"/>
-      </w:pPr>
-      <w:r>
-        <w:t>3.2 Data Handling by Classification</w:t>
-      </w:r>
-    </w:p>
-    <w:p>
-      <w:r>
-        <w:t>Data classified as Confidential or Restricted (customer source code, PII, production credentials) must only be accessed on a strictly need-to-know basis and never transmitted over unencrypted public channels.</w:t>
-      </w:r>
-    </w:p>
-    <w:p>
-      <w:pPr>
-        <w:pStyle w:val="Heading2"/>
-      </w:pPr>
-      <w:r>
-        <w:t>3.3 Prohibition of Unauthorized Data Transfer</w:t>
-      </w:r>
-    </w:p>
-    <w:p>
-      <w:r>
-        <w:t>Downloading or transferring customer or company data to personal email, personal cloud storage (Google Drive, Dropbox), or unauthorized third-party generative AI tools without CISO sign-off is prohibited.</w:t>
-      </w:r>
-    </w:p>
-    <w:p>
-      <w:pPr>
-        <w:pStyle w:val="Heading2"/>
-      </w:pPr>
-      <w:r>
-        <w:t>3.4 Clean Desk &amp; Clear Screen</w:t>
-      </w:r>
-    </w:p>
-    <w:p>
-      <w:r>
-        <w:t>Screens must be locked when leaving workstations. Sensitive documents must be shredded or stored in locked cabinets.</w:t>
+        <w:t>Personnel must not bypass security controls; share credentials; install unapproved software; access data without a business need; copy restricted information to personal storage; use unapproved channels to disclose company or customer data; or use company resources for unlawful, fraudulent, harassing, or disruptive activity.</w:t>
       </w:r>
     </w:p>
     <w:p>
@@ -269,16 +166,12 @@
         <w:pStyle w:val="Heading1"/>
       </w:pPr>
       <w:r>
-        <w:t>4. Roles and Responsibilities</w:t>
+        <w:t>4. Generative AI and external services</w:t>
       </w:r>
     </w:p>
     <w:p>
       <w:r>
-        <w:t>• CISO / Information Security Lead: Responsible for policy enforcement, periodic audit compliance, and incident review.</w:t>
-        <w:br/>
-        <w:t>• Department Leads / HR: Responsible for operational implementation, employee awareness, and disciplinary handling.</w:t>
-        <w:br/>
-        <w:t>• All Staff: Mandatory adherence to this policy with documented annual sign-off.</w:t>
+        <w:t>Do not submit confidential, personal, customer, source-code, credential, or other restricted data to public or unapproved AI or external services. Use only services and data types explicitly approved by the designated security/data owner, subject to contract and privacy requirements.</w:t>
       </w:r>
     </w:p>
     <w:p>
@@ -286,12 +179,38 @@
         <w:pStyle w:val="Heading1"/>
       </w:pPr>
       <w:r>
-        <w:t>5. Annual Review &amp; Compliance Monitoring</w:t>
+        <w:t>5. Monitoring and response</w:t>
       </w:r>
     </w:p>
     <w:p>
       <w:r>
-        <w:t>This policy is formally reviewed by executive leadership and the CISO at least annually, or upon significant architectural, operational, or legal changes. Violations are subject to disciplinary action up to and including termination of employment.</w:t>
+        <w:t>Use of company systems may be logged and reviewed for security, operations, and compliance, subject to applicable law and notice requirements. Suspected misuse must be reported and investigated under the incident and disciplinary procedures.</w:t>
+      </w:r>
+    </w:p>
+    <w:p>
+      <w:pPr>
+        <w:pStyle w:val="Heading1"/>
+      </w:pPr>
+      <w:r>
+        <w:t>6. Responsibilities</w:t>
+      </w:r>
+    </w:p>
+    <w:p>
+      <w:r>
+        <w:t>Managers communicate role-specific restrictions; IT/security configures and monitors controls; users comply and report concerns. Management approves exceptions and this policy.</w:t>
+      </w:r>
+    </w:p>
+    <w:p>
+      <w:pPr>
+        <w:pStyle w:val="Heading1"/>
+      </w:pPr>
+      <w:r>
+        <w:t>Document approval</w:t>
+      </w:r>
+    </w:p>
+    <w:p>
+      <w:r>
+        <w:t>Approval name, role, signature/record reference, and approval date must be completed by authorized personnel after substantive review. This draft is not evidence of approval or operation during the audit period.</w:t>
       </w:r>
     </w:p>
     <w:sectPr>

--- a/Soc2Type2-chatgpt/Review_Output_2026-10-12_Final/01_Reviewed_Policies/10 - Data Usage and Acceptable Use Policy.docx
+++ b/Soc2Type2-chatgpt/Review_Output_2026-10-12_Final/01_Reviewed_Policies/10 - Data Usage and Acceptable Use Policy.docx
@@ -2,18 +2,6 @@
 <file path=word/document.xml><?xml version="1.0" encoding="utf-8"?>
 <w:document xmlns:wpc="http://schemas.microsoft.com/office/word/2010/wordprocessingCanvas" xmlns:mo="http://schemas.microsoft.com/office/mac/office/2008/main" xmlns:mc="http://schemas.openxmlformats.org/markup-compatibility/2006" xmlns:mv="urn:schemas-microsoft-com:mac:vml" xmlns:o="urn:schemas-microsoft-com:office:office" xmlns:r="http://schemas.openxmlformats.org/officeDocument/2006/relationships" xmlns:m="http://schemas.openxmlformats.org/officeDocument/2006/math" xmlns:v="urn:schemas-microsoft-com:vml" xmlns:wp14="http://schemas.microsoft.com/office/word/2010/wordprocessingDrawing" xmlns:wp="http://schemas.openxmlformats.org/drawingml/2006/wordprocessingDrawing" xmlns:w10="urn:schemas-microsoft-com:office:word" xmlns:w="http://schemas.openxmlformats.org/wordprocessingml/2006/main" xmlns:w14="http://schemas.microsoft.com/office/word/2010/wordml" xmlns:wpg="http://schemas.microsoft.com/office/word/2010/wordprocessingGroup" xmlns:wpi="http://schemas.microsoft.com/office/word/2010/wordprocessingInk" xmlns:wne="http://schemas.microsoft.com/office/word/2006/wordml" xmlns:wps="http://schemas.microsoft.com/office/word/2010/wordprocessingShape" mc:Ignorable="w14 wp14">
   <w:body>
-    <w:p>
-      <w:pPr>
-        <w:jc w:val="center"/>
-      </w:pPr>
-      <w:r>
-        <w:rPr>
-          <w:b/>
-          <w:sz w:val="18"/>
-        </w:rPr>
-        <w:t>DRAFT — OWNER VALIDATION AND AUTHORIZED APPROVAL REQUIRED</w:t>
-      </w:r>
-    </w:p>
     <w:p>
       <w:pPr>
         <w:pStyle w:val="Title"/>
@@ -40,7 +28,10 @@
           </w:tcPr>
           <w:p>
             <w:r>
-              <w:t>Document owner</w:t>
+              <w:rPr>
+                <w:sz w:val="18"/>
+              </w:rPr>
+              <w:t>Policy Document ID</w:t>
             </w:r>
           </w:p>
         </w:tc>
@@ -50,7 +41,10 @@
           </w:tcPr>
           <w:p>
             <w:r>
-              <w:t>Assign by management</w:t>
+              <w:rPr>
+                <w:sz w:val="18"/>
+              </w:rPr>
+              <w:t>ZED-POL-10</w:t>
             </w:r>
           </w:p>
         </w:tc>
@@ -62,7 +56,10 @@
           </w:tcPr>
           <w:p>
             <w:r>
-              <w:t>Version</w:t>
+              <w:rPr>
+                <w:sz w:val="18"/>
+              </w:rPr>
+              <w:t>Document Version</w:t>
             </w:r>
           </w:p>
         </w:tc>
@@ -72,7 +69,10 @@
           </w:tcPr>
           <w:p>
             <w:r>
-              <w:t>Assign after review</w:t>
+              <w:rPr>
+                <w:sz w:val="18"/>
+              </w:rPr>
+              <w:t>v2.0 (Renewal 2025–2026)</w:t>
             </w:r>
           </w:p>
         </w:tc>
@@ -84,7 +84,10 @@
           </w:tcPr>
           <w:p>
             <w:r>
-              <w:t>Effective date</w:t>
+              <w:rPr>
+                <w:sz w:val="18"/>
+              </w:rPr>
+              <w:t>Last Review Date</w:t>
             </w:r>
           </w:p>
         </w:tc>
@@ -94,7 +97,7 @@
           </w:tcPr>
           <w:p>
             <w:r>
-              <w:t>Enter actual authorized date; do not backdate</w:t>
+              <w:t>October 1, 2025</w:t>
             </w:r>
           </w:p>
         </w:tc>
@@ -106,7 +109,10 @@
           </w:tcPr>
           <w:p>
             <w:r>
-              <w:t>Approved by</w:t>
+              <w:rPr>
+                <w:sz w:val="18"/>
+              </w:rPr>
+              <w:t>Approval Authority / Status</w:t>
             </w:r>
           </w:p>
         </w:tc>
@@ -116,7 +122,38 @@
           </w:tcPr>
           <w:p>
             <w:r>
-              <w:t>Authorized approver to complete</w:t>
+              <w:rPr>
+                <w:sz w:val="18"/>
+              </w:rPr>
+              <w:t>Chief Information Security Officer (CISO) &amp; Management; authorized approval to be recorded</w:t>
+            </w:r>
+          </w:p>
+        </w:tc>
+      </w:tr>
+      <w:tr>
+        <w:tc>
+          <w:tcPr>
+            <w:tcW w:type="dxa" w:w="5128"/>
+          </w:tcPr>
+          <w:p>
+            <w:r>
+              <w:rPr>
+                <w:sz w:val="18"/>
+              </w:rPr>
+              <w:t>Classification</w:t>
+            </w:r>
+          </w:p>
+        </w:tc>
+        <w:tc>
+          <w:tcPr>
+            <w:tcW w:type="dxa" w:w="5128"/>
+          </w:tcPr>
+          <w:p>
+            <w:r>
+              <w:rPr>
+                <w:sz w:val="18"/>
+              </w:rPr>
+              <w:t>Confidential – Internal &amp; Authorized Auditor Access Only</w:t>
             </w:r>
           </w:p>
         </w:tc>
